--- a/Final website project/Program- Website Project for Mount Vernon Veterinary Clinic.docx
+++ b/Final website project/Program- Website Project for Mount Vernon Veterinary Clinic.docx
@@ -251,189 +251,8 @@
           <w:lang w:eastAsia="de-DE"/>
           <w14:ligatures w14:val="none"/>
         </w:rPr>
-        <w:t xml:space="preserve">To </w:t>
-      </w:r>
-      <w:proofErr w:type="spellStart"/>
-      <w:r>
-        <w:rPr>
-          <w:rFonts w:ascii="Calibri" w:eastAsia="Times New Roman" w:hAnsi="Calibri" w:cs="Calibri"/>
-          <w:color w:val="202122"/>
-          <w:spacing w:val="3"/>
-          <w:kern w:val="0"/>
-          <w:lang w:eastAsia="de-DE"/>
-          <w14:ligatures w14:val="none"/>
-        </w:rPr>
-        <w:t>treat</w:t>
-      </w:r>
-      <w:proofErr w:type="spellEnd"/>
-      <w:r>
-        <w:rPr>
-          <w:rFonts w:ascii="Calibri" w:eastAsia="Times New Roman" w:hAnsi="Calibri" w:cs="Calibri"/>
-          <w:color w:val="202122"/>
-          <w:spacing w:val="3"/>
-          <w:kern w:val="0"/>
-          <w:lang w:eastAsia="de-DE"/>
-          <w14:ligatures w14:val="none"/>
-        </w:rPr>
-        <w:t xml:space="preserve"> </w:t>
-      </w:r>
-      <w:proofErr w:type="spellStart"/>
-      <w:r>
-        <w:rPr>
-          <w:rFonts w:ascii="Calibri" w:eastAsia="Times New Roman" w:hAnsi="Calibri" w:cs="Calibri"/>
-          <w:color w:val="202122"/>
-          <w:spacing w:val="3"/>
-          <w:kern w:val="0"/>
-          <w:lang w:eastAsia="de-DE"/>
-          <w14:ligatures w14:val="none"/>
-        </w:rPr>
-        <w:t>animals</w:t>
-      </w:r>
-      <w:proofErr w:type="spellEnd"/>
-      <w:r>
-        <w:rPr>
-          <w:rFonts w:ascii="Calibri" w:eastAsia="Times New Roman" w:hAnsi="Calibri" w:cs="Calibri"/>
-          <w:color w:val="202122"/>
-          <w:spacing w:val="3"/>
-          <w:kern w:val="0"/>
-          <w:lang w:eastAsia="de-DE"/>
-          <w14:ligatures w14:val="none"/>
-        </w:rPr>
-        <w:t xml:space="preserve"> </w:t>
-      </w:r>
-      <w:proofErr w:type="spellStart"/>
-      <w:r>
-        <w:rPr>
-          <w:rFonts w:ascii="Calibri" w:eastAsia="Times New Roman" w:hAnsi="Calibri" w:cs="Calibri"/>
-          <w:color w:val="202122"/>
-          <w:spacing w:val="3"/>
-          <w:kern w:val="0"/>
-          <w:lang w:eastAsia="de-DE"/>
-          <w14:ligatures w14:val="none"/>
-        </w:rPr>
-        <w:t>well</w:t>
-      </w:r>
-      <w:proofErr w:type="spellEnd"/>
-      <w:r>
-        <w:rPr>
-          <w:rFonts w:ascii="Calibri" w:eastAsia="Times New Roman" w:hAnsi="Calibri" w:cs="Calibri"/>
-          <w:color w:val="202122"/>
-          <w:spacing w:val="3"/>
-          <w:kern w:val="0"/>
-          <w:lang w:eastAsia="de-DE"/>
-          <w14:ligatures w14:val="none"/>
-        </w:rPr>
-        <w:t xml:space="preserve"> and </w:t>
-      </w:r>
-      <w:proofErr w:type="spellStart"/>
-      <w:r>
-        <w:rPr>
-          <w:rFonts w:ascii="Calibri" w:eastAsia="Times New Roman" w:hAnsi="Calibri" w:cs="Calibri"/>
-          <w:color w:val="202122"/>
-          <w:spacing w:val="3"/>
-          <w:kern w:val="0"/>
-          <w:lang w:eastAsia="de-DE"/>
-          <w14:ligatures w14:val="none"/>
-        </w:rPr>
-        <w:t>help</w:t>
-      </w:r>
-      <w:proofErr w:type="spellEnd"/>
-      <w:r>
-        <w:rPr>
-          <w:rFonts w:ascii="Calibri" w:eastAsia="Times New Roman" w:hAnsi="Calibri" w:cs="Calibri"/>
-          <w:color w:val="202122"/>
-          <w:spacing w:val="3"/>
-          <w:kern w:val="0"/>
-          <w:lang w:eastAsia="de-DE"/>
-          <w14:ligatures w14:val="none"/>
-        </w:rPr>
-        <w:t xml:space="preserve"> </w:t>
-      </w:r>
-      <w:proofErr w:type="spellStart"/>
-      <w:r>
-        <w:rPr>
-          <w:rFonts w:ascii="Calibri" w:eastAsia="Times New Roman" w:hAnsi="Calibri" w:cs="Calibri"/>
-          <w:color w:val="202122"/>
-          <w:spacing w:val="3"/>
-          <w:kern w:val="0"/>
-          <w:lang w:eastAsia="de-DE"/>
-          <w14:ligatures w14:val="none"/>
-        </w:rPr>
-        <w:t>them</w:t>
-      </w:r>
-      <w:proofErr w:type="spellEnd"/>
-      <w:r>
-        <w:rPr>
-          <w:rFonts w:ascii="Calibri" w:eastAsia="Times New Roman" w:hAnsi="Calibri" w:cs="Calibri"/>
-          <w:color w:val="202122"/>
-          <w:spacing w:val="3"/>
-          <w:kern w:val="0"/>
-          <w:lang w:eastAsia="de-DE"/>
-          <w14:ligatures w14:val="none"/>
-        </w:rPr>
-        <w:t xml:space="preserve"> </w:t>
-      </w:r>
-      <w:proofErr w:type="spellStart"/>
-      <w:r>
-        <w:rPr>
-          <w:rFonts w:ascii="Calibri" w:eastAsia="Times New Roman" w:hAnsi="Calibri" w:cs="Calibri"/>
-          <w:color w:val="202122"/>
-          <w:spacing w:val="3"/>
-          <w:kern w:val="0"/>
-          <w:lang w:eastAsia="de-DE"/>
-          <w14:ligatures w14:val="none"/>
-        </w:rPr>
-        <w:t>regain</w:t>
-      </w:r>
-      <w:proofErr w:type="spellEnd"/>
-      <w:r>
-        <w:rPr>
-          <w:rFonts w:ascii="Calibri" w:eastAsia="Times New Roman" w:hAnsi="Calibri" w:cs="Calibri"/>
-          <w:color w:val="202122"/>
-          <w:spacing w:val="3"/>
-          <w:kern w:val="0"/>
-          <w:lang w:eastAsia="de-DE"/>
-          <w14:ligatures w14:val="none"/>
-        </w:rPr>
-        <w:t xml:space="preserve"> </w:t>
-      </w:r>
-      <w:proofErr w:type="spellStart"/>
-      <w:r>
-        <w:rPr>
-          <w:rFonts w:ascii="Calibri" w:eastAsia="Times New Roman" w:hAnsi="Calibri" w:cs="Calibri"/>
-          <w:color w:val="202122"/>
-          <w:spacing w:val="3"/>
-          <w:kern w:val="0"/>
-          <w:lang w:eastAsia="de-DE"/>
-          <w14:ligatures w14:val="none"/>
-        </w:rPr>
-        <w:t>their</w:t>
-      </w:r>
-      <w:proofErr w:type="spellEnd"/>
-      <w:r>
-        <w:rPr>
-          <w:rFonts w:ascii="Calibri" w:eastAsia="Times New Roman" w:hAnsi="Calibri" w:cs="Calibri"/>
-          <w:color w:val="202122"/>
-          <w:spacing w:val="3"/>
-          <w:kern w:val="0"/>
-          <w:lang w:eastAsia="de-DE"/>
-          <w14:ligatures w14:val="none"/>
-        </w:rPr>
-        <w:t xml:space="preserve"> </w:t>
-      </w:r>
-      <w:proofErr w:type="spellStart"/>
-      <w:r>
-        <w:rPr>
-          <w:rFonts w:ascii="Calibri" w:eastAsia="Times New Roman" w:hAnsi="Calibri" w:cs="Calibri"/>
-          <w:color w:val="202122"/>
-          <w:spacing w:val="3"/>
-          <w:kern w:val="0"/>
-          <w:lang w:eastAsia="de-DE"/>
-          <w14:ligatures w14:val="none"/>
-        </w:rPr>
-        <w:t>health</w:t>
-      </w:r>
-      <w:proofErr w:type="spellEnd"/>
+        <w:t>To treat animals well and help them regain their health</w:t>
+      </w:r>
     </w:p>
     <w:p>
       <w:pPr>
@@ -1064,6 +883,274 @@
     </w:p>
     <w:p>
       <w:pPr>
+        <w:spacing w:before="100" w:beforeAutospacing="1" w:after="100" w:afterAutospacing="1"/>
+        <w:rPr>
+          <w:rFonts w:ascii="Calibri" w:eastAsia="Times New Roman" w:hAnsi="Calibri" w:cs="Calibri"/>
+          <w:color w:val="202122"/>
+          <w:spacing w:val="3"/>
+          <w:kern w:val="0"/>
+          <w:lang w:val="en-US" w:eastAsia="de-DE"/>
+          <w14:ligatures w14:val="none"/>
+        </w:rPr>
+      </w:pPr>
+    </w:p>
+    <w:p>
+      <w:pPr>
+        <w:numPr>
+          <w:ilvl w:val="0"/>
+          <w:numId w:val="1"/>
+        </w:numPr>
+        <w:spacing w:before="100" w:beforeAutospacing="1" w:after="100" w:afterAutospacing="1"/>
+        <w:rPr>
+          <w:rFonts w:ascii="Calibri" w:eastAsia="Times New Roman" w:hAnsi="Calibri" w:cs="Calibri"/>
+          <w:color w:val="202122"/>
+          <w:spacing w:val="3"/>
+          <w:kern w:val="0"/>
+          <w:lang w:val="en-US" w:eastAsia="de-DE"/>
+          <w14:ligatures w14:val="none"/>
+        </w:rPr>
+      </w:pPr>
+      <w:r>
+        <w:rPr>
+          <w:rFonts w:ascii="Calibri" w:eastAsia="Times New Roman" w:hAnsi="Calibri" w:cs="Calibri"/>
+          <w:color w:val="202122"/>
+          <w:spacing w:val="3"/>
+          <w:kern w:val="0"/>
+          <w:lang w:val="en-US" w:eastAsia="de-DE"/>
+          <w14:ligatures w14:val="none"/>
+        </w:rPr>
+        <w:t xml:space="preserve">Example Websites: </w:t>
+      </w:r>
+      <w:hyperlink r:id="rId6" w:history="1">
+        <w:r>
+          <w:rPr>
+            <w:rStyle w:val="Hyperlink"/>
+            <w:rFonts w:ascii="Calibri" w:eastAsia="Times New Roman" w:hAnsi="Calibri" w:cs="Calibri"/>
+            <w:spacing w:val="3"/>
+            <w:kern w:val="0"/>
+            <w:lang w:val="en-US" w:eastAsia="de-DE"/>
+            <w14:ligatures w14:val="none"/>
+          </w:rPr>
+          <w:t>https://www.fa</w:t>
+        </w:r>
+        <w:r>
+          <w:rPr>
+            <w:rStyle w:val="Hyperlink"/>
+            <w:rFonts w:ascii="Calibri" w:eastAsia="Times New Roman" w:hAnsi="Calibri" w:cs="Calibri"/>
+            <w:spacing w:val="3"/>
+            <w:kern w:val="0"/>
+            <w:lang w:val="en-US" w:eastAsia="de-DE"/>
+            <w14:ligatures w14:val="none"/>
+          </w:rPr>
+          <w:t>m</w:t>
+        </w:r>
+        <w:r>
+          <w:rPr>
+            <w:rStyle w:val="Hyperlink"/>
+            <w:rFonts w:ascii="Calibri" w:eastAsia="Times New Roman" w:hAnsi="Calibri" w:cs="Calibri"/>
+            <w:spacing w:val="3"/>
+            <w:kern w:val="0"/>
+            <w:lang w:val="en-US" w:eastAsia="de-DE"/>
+            <w14:ligatures w14:val="none"/>
+          </w:rPr>
+          <w:t>ilyveterinaryservices.net</w:t>
+        </w:r>
+      </w:hyperlink>
+      <w:r>
+        <w:rPr>
+          <w:rFonts w:ascii="Calibri" w:eastAsia="Times New Roman" w:hAnsi="Calibri" w:cs="Calibri"/>
+          <w:color w:val="202122"/>
+          <w:spacing w:val="3"/>
+          <w:kern w:val="0"/>
+          <w:lang w:val="en-US" w:eastAsia="de-DE"/>
+          <w14:ligatures w14:val="none"/>
+        </w:rPr>
+        <w:t xml:space="preserve"> (don’t want: book appts, too messy), </w:t>
+      </w:r>
+      <w:hyperlink r:id="rId7" w:history="1">
+        <w:r>
+          <w:rPr>
+            <w:rStyle w:val="Hyperlink"/>
+            <w:rFonts w:ascii="Calibri" w:eastAsia="Times New Roman" w:hAnsi="Calibri" w:cs="Calibri"/>
+            <w:spacing w:val="3"/>
+            <w:kern w:val="0"/>
+            <w:lang w:val="en-US" w:eastAsia="de-DE"/>
+            <w14:ligatures w14:val="none"/>
+          </w:rPr>
+          <w:t>https://www.dewittpethos</w:t>
+        </w:r>
+        <w:r>
+          <w:rPr>
+            <w:rStyle w:val="Hyperlink"/>
+            <w:rFonts w:ascii="Calibri" w:eastAsia="Times New Roman" w:hAnsi="Calibri" w:cs="Calibri"/>
+            <w:spacing w:val="3"/>
+            <w:kern w:val="0"/>
+            <w:lang w:val="en-US" w:eastAsia="de-DE"/>
+            <w14:ligatures w14:val="none"/>
+          </w:rPr>
+          <w:t>p</w:t>
+        </w:r>
+        <w:r>
+          <w:rPr>
+            <w:rStyle w:val="Hyperlink"/>
+            <w:rFonts w:ascii="Calibri" w:eastAsia="Times New Roman" w:hAnsi="Calibri" w:cs="Calibri"/>
+            <w:spacing w:val="3"/>
+            <w:kern w:val="0"/>
+            <w:lang w:val="en-US" w:eastAsia="de-DE"/>
+            <w14:ligatures w14:val="none"/>
+          </w:rPr>
+          <w:t>ital.com</w:t>
+        </w:r>
+      </w:hyperlink>
+      <w:r>
+        <w:rPr>
+          <w:rFonts w:ascii="Calibri" w:eastAsia="Times New Roman" w:hAnsi="Calibri" w:cs="Calibri"/>
+          <w:color w:val="202122"/>
+          <w:spacing w:val="3"/>
+          <w:kern w:val="0"/>
+          <w:lang w:val="en-US" w:eastAsia="de-DE"/>
+          <w14:ligatures w14:val="none"/>
+        </w:rPr>
+        <w:t xml:space="preserve"> (don’t want book apps), </w:t>
+      </w:r>
+      <w:hyperlink r:id="rId8" w:history="1">
+        <w:r>
+          <w:rPr>
+            <w:rStyle w:val="Hyperlink"/>
+            <w:rFonts w:ascii="Calibri" w:eastAsia="Times New Roman" w:hAnsi="Calibri" w:cs="Calibri"/>
+            <w:spacing w:val="3"/>
+            <w:kern w:val="0"/>
+            <w:lang w:val="en-US" w:eastAsia="de-DE"/>
+            <w14:ligatures w14:val="none"/>
+          </w:rPr>
+          <w:t>https://www.westbranchanimalclinic.com</w:t>
+        </w:r>
+      </w:hyperlink>
+      <w:r>
+        <w:rPr>
+          <w:rFonts w:ascii="Calibri" w:eastAsia="Times New Roman" w:hAnsi="Calibri" w:cs="Calibri"/>
+          <w:color w:val="202122"/>
+          <w:spacing w:val="3"/>
+          <w:kern w:val="0"/>
+          <w:lang w:val="en-US" w:eastAsia="de-DE"/>
+          <w14:ligatures w14:val="none"/>
+        </w:rPr>
+        <w:t xml:space="preserve"> , </w:t>
+      </w:r>
+      <w:hyperlink r:id="rId9" w:history="1">
+        <w:r>
+          <w:rPr>
+            <w:rStyle w:val="Hyperlink"/>
+            <w:rFonts w:ascii="Calibri" w:eastAsia="Times New Roman" w:hAnsi="Calibri" w:cs="Calibri"/>
+            <w:spacing w:val="3"/>
+            <w:kern w:val="0"/>
+            <w:lang w:val="en-US" w:eastAsia="de-DE"/>
+            <w14:ligatures w14:val="none"/>
+          </w:rPr>
+          <w:t>https://kindnesspetclinic.com</w:t>
+        </w:r>
+      </w:hyperlink>
+      <w:r>
+        <w:rPr>
+          <w:rFonts w:ascii="Calibri" w:eastAsia="Times New Roman" w:hAnsi="Calibri" w:cs="Calibri"/>
+          <w:color w:val="202122"/>
+          <w:spacing w:val="3"/>
+          <w:kern w:val="0"/>
+          <w:lang w:val="en-US" w:eastAsia="de-DE"/>
+          <w14:ligatures w14:val="none"/>
+        </w:rPr>
+        <w:t xml:space="preserve"> (basic love), </w:t>
+      </w:r>
+      <w:hyperlink r:id="rId10" w:history="1">
+        <w:r>
+          <w:rPr>
+            <w:rStyle w:val="Hyperlink"/>
+            <w:rFonts w:ascii="Calibri" w:eastAsia="Times New Roman" w:hAnsi="Calibri" w:cs="Calibri"/>
+            <w:spacing w:val="3"/>
+            <w:kern w:val="0"/>
+            <w:lang w:val="en-US" w:eastAsia="de-DE"/>
+            <w14:ligatures w14:val="none"/>
+          </w:rPr>
+          <w:t>https://www.risiusfamilyvet.com</w:t>
+        </w:r>
+      </w:hyperlink>
+      <w:r>
+        <w:rPr>
+          <w:rFonts w:ascii="Calibri" w:eastAsia="Times New Roman" w:hAnsi="Calibri" w:cs="Calibri"/>
+          <w:color w:val="202122"/>
+          <w:spacing w:val="3"/>
+          <w:kern w:val="0"/>
+          <w:lang w:val="en-US" w:eastAsia="de-DE"/>
+          <w14:ligatures w14:val="none"/>
+        </w:rPr>
+        <w:t xml:space="preserve"> </w:t>
+      </w:r>
+      <w:r>
+        <w:rPr>
+          <w:rFonts w:ascii="Calibri" w:eastAsia="Times New Roman" w:hAnsi="Calibri" w:cs="Calibri"/>
+          <w:color w:val="202122"/>
+          <w:spacing w:val="3"/>
+          <w:kern w:val="0"/>
+          <w:lang w:val="en-US" w:eastAsia="de-DE"/>
+          <w14:ligatures w14:val="none"/>
+        </w:rPr>
+        <w:t xml:space="preserve">, </w:t>
+      </w:r>
+      <w:hyperlink r:id="rId11" w:history="1">
+        <w:r>
+          <w:rPr>
+            <w:rStyle w:val="Hyperlink"/>
+            <w:rFonts w:ascii="Calibri" w:eastAsia="Times New Roman" w:hAnsi="Calibri" w:cs="Calibri"/>
+            <w:spacing w:val="3"/>
+            <w:kern w:val="0"/>
+            <w:lang w:val="en-US" w:eastAsia="de-DE"/>
+            <w14:ligatures w14:val="none"/>
+          </w:rPr>
+          <w:t>https://freypethospital.com</w:t>
+        </w:r>
+      </w:hyperlink>
+      <w:r>
+        <w:rPr>
+          <w:rFonts w:ascii="Calibri" w:eastAsia="Times New Roman" w:hAnsi="Calibri" w:cs="Calibri"/>
+          <w:color w:val="202122"/>
+          <w:spacing w:val="3"/>
+          <w:kern w:val="0"/>
+          <w:lang w:val="en-US" w:eastAsia="de-DE"/>
+          <w14:ligatures w14:val="none"/>
+        </w:rPr>
+        <w:t xml:space="preserve"> (personal favorite)</w:t>
+      </w:r>
+    </w:p>
+    <w:p>
+      <w:pPr>
+        <w:numPr>
+          <w:ilvl w:val="0"/>
+          <w:numId w:val="1"/>
+        </w:numPr>
+        <w:spacing w:before="100" w:beforeAutospacing="1" w:after="100" w:afterAutospacing="1"/>
+        <w:rPr>
+          <w:rFonts w:ascii="Calibri" w:eastAsia="Times New Roman" w:hAnsi="Calibri" w:cs="Calibri"/>
+          <w:color w:val="202122"/>
+          <w:spacing w:val="3"/>
+          <w:kern w:val="0"/>
+          <w:lang w:val="en-US" w:eastAsia="de-DE"/>
+          <w14:ligatures w14:val="none"/>
+        </w:rPr>
+      </w:pPr>
+      <w:r>
+        <w:rPr>
+          <w:rFonts w:ascii="Calibri" w:eastAsia="Times New Roman" w:hAnsi="Calibri" w:cs="Calibri"/>
+          <w:color w:val="202122"/>
+          <w:spacing w:val="3"/>
+          <w:kern w:val="0"/>
+          <w:lang w:val="en-US" w:eastAsia="de-DE"/>
+          <w14:ligatures w14:val="none"/>
+        </w:rPr>
+        <w:t>Book apps = Terminplaner</w:t>
+      </w:r>
+    </w:p>
+    <w:p>
+      <w:pPr>
         <w:rPr>
           <w:lang w:val="en-US"/>
         </w:rPr>
@@ -1269,14 +1356,23 @@
           <w:numId w:val="2"/>
         </w:numPr>
         <w:rPr>
-          <w:lang w:val="en-US"/>
-        </w:rPr>
-      </w:pPr>
-      <w:r>
-        <w:rPr>
+          <w:strike/>
+          <w:lang w:val="en-US"/>
+        </w:rPr>
+      </w:pPr>
+      <w:r>
+        <w:rPr>
+          <w:strike/>
           <w:lang w:val="en-US"/>
         </w:rPr>
         <w:t xml:space="preserve">Logo </w:t>
+      </w:r>
+      <w:r>
+        <w:rPr>
+          <w:rFonts w:ascii="Apple Color Emoji" w:hAnsi="Apple Color Emoji"/>
+          <w:lang w:val="en-US"/>
+        </w:rPr>
+        <w:t>✅</w:t>
       </w:r>
     </w:p>
     <w:p>
@@ -2275,7 +2371,6 @@
           <w:rFonts w:ascii="Calibri" w:hAnsi="Calibri" w:cs="Calibri"/>
           <w:lang w:val="en-US"/>
         </w:rPr>
-        <w:lastRenderedPageBreak/>
         <w:t xml:space="preserve">External shop link </w:t>
       </w:r>
     </w:p>
@@ -2311,7 +2406,7 @@
     </w:p>
     <w:sectPr>
       <w:pgSz w:w="11906" w:h="16838"/>
-      <w:pgMar w:top="1417" w:right="1417" w:bottom="1134" w:left="1417" w:header="708" w:footer="708" w:gutter="0"/>
+      <w:pgMar w:top="720" w:right="720" w:bottom="720" w:left="720" w:header="708" w:footer="708" w:gutter="0"/>
       <w:cols w:space="708"/>
       <w:docGrid w:linePitch="360"/>
     </w:sectPr>
@@ -3979,6 +4074,41 @@
       <w:rFonts w:ascii="Times New Roman" w:hAnsi="Times New Roman" w:cs="Times New Roman"/>
     </w:rPr>
   </w:style>
+  <w:style w:type="character" w:styleId="Hyperlink">
+    <w:name w:val="Hyperlink"/>
+    <w:basedOn w:val="Absatz-Standardschriftart"/>
+    <w:uiPriority w:val="99"/>
+    <w:unhideWhenUsed/>
+    <w:rsid w:val="00D0055B"/>
+    <w:rPr>
+      <w:color w:val="467886" w:themeColor="hyperlink"/>
+      <w:u w:val="single"/>
+    </w:rPr>
+  </w:style>
+  <w:style w:type="character" w:styleId="NichtaufgelsteErwhnung">
+    <w:name w:val="Unresolved Mention"/>
+    <w:basedOn w:val="Absatz-Standardschriftart"/>
+    <w:uiPriority w:val="99"/>
+    <w:semiHidden/>
+    <w:unhideWhenUsed/>
+    <w:rsid w:val="00D0055B"/>
+    <w:rPr>
+      <w:color w:val="605E5C"/>
+      <w:shd w:val="clear" w:color="auto" w:fill="E1DFDD"/>
+    </w:rPr>
+  </w:style>
+  <w:style w:type="character" w:styleId="BesuchterLink">
+    <w:name w:val="FollowedHyperlink"/>
+    <w:basedOn w:val="Absatz-Standardschriftart"/>
+    <w:uiPriority w:val="99"/>
+    <w:semiHidden/>
+    <w:unhideWhenUsed/>
+    <w:rsid w:val="001D6E9D"/>
+    <w:rPr>
+      <w:color w:val="96607D" w:themeColor="followedHyperlink"/>
+      <w:u w:val="single"/>
+    </w:rPr>
+  </w:style>
 </w:styles>
 </file>
 
